--- a/editions/LLM_Manuale_v1.0.docx
+++ b/editions/LLM_Manuale_v1.0.docx
@@ -513,6 +513,9 @@
       <w:r>
         <w:t>Non è un corso di machine learning, non richiede competenze di programmazione e non è una raccolta di prompt “magici”. Chi cerca dettagli di training, infrastruttura o API dovrà affiancare fonti specialistiche. Qui il centro è il lavoro dell’utente: contesto, specifica, verifica, continuità e controllo del cambiamento.</w:t>
       </w:r>
+      <w:r>
+        <w:t xml:space="preserve"> Il libro non è una comparativa tra modelli: le pratiche proposte operano soprattutto a livello di processo e vanno adattate alle capacità, ai limiti e agli strumenti del sistema concretamente utilizzato.</w:t>
+      </w:r>
     </w:p>
     <w:p>
       <w:pPr>
@@ -807,7 +810,7 @@
       <w:r>
         <w:t>3. Quando usare cosa? Un’euristica pratica</w:t>
         <w:tab/>
-        <w:t>20</w:t>
+        <w:t>21</w:t>
       </w:r>
     </w:p>
     <w:p>
@@ -976,7 +979,7 @@
       <w:r>
         <w:t>7. Quando è davvero il momento di ripartire</w:t>
         <w:tab/>
-        <w:t>28</w:t>
+        <w:t>29</w:t>
       </w:r>
     </w:p>
     <w:p>
@@ -3736,6 +3739,12 @@
       </w:r>
     </w:p>
     <w:p>
+      <w:pPr/>
+      <w:r>
+        <w:t>Quando il sistema espone parametri di decoding, ridurre la componente stocastica può aumentare la ripetibilità dell’output. Non equivale però a garantire determinismo: il risultato può ancora dipendere dal contesto effettivamente fornito, dalla versione e dall’implementazione del sistema e dall’eventuale uso di strumenti esterni.</w:t>
+      </w:r>
+    </w:p>
+    <w:p>
       <w:pPr>
         <w:spacing w:after="240" w:before="240" w:lineRule="auto"/>
         <w:rPr/>
@@ -6205,6 +6214,12 @@
       </w:r>
     </w:p>
     <w:p>
+      <w:pPr/>
+      <w:r>
+        <w:t>A Layer rimane utile finché ogni iterazione riduce l’incertezza o migliora il risultato secondo criteri osservabili. Se gli strati iniziano ad accumulare eccezioni, perdere vincoli o produrre nuove derive, aggiungerne un altro non è più raffinamento: è un segnale da diagnosticare. In quei casi può essere necessario ripulire il contesto o tornare a una baseline stabile, come vedremo nei Capitoli 4 e 5.</w:t>
+      </w:r>
+    </w:p>
+    <w:p>
       <w:pPr>
         <w:spacing w:after="240" w:before="240" w:lineRule="auto"/>
         <w:rPr/>
@@ -7474,6 +7489,12 @@
         <w:t>Lavora sui contenuti che il sistema gli rende disponibili nel contesto corrente. Questi possono includere messaggi visibili, istruzioni di sistema, sintesi, documenti recuperati, dati persistenti o output di strumenti esterni.</w:t>
         <w:br/>
         <w:t>Questo implica una verità operativa importante:</w:t>
+      </w:r>
+    </w:p>
+    <w:p>
+      <w:pPr/>
+      <w:r>
+        <w:t>La quantità di materiale che può essere resa disponibile in una singola elaborazione è limitata dalla finestra di contesto (context window), la cui dimensione varia tra modelli e prodotti. Quando il materiale supera ciò che il sistema può presentare al modello, parti della cronologia possono essere escluse, sintetizzate o recuperate selettivamente; anche prima del limite, essere presenti non garantisce che tutte le informazioni mantengano la stessa salienza.</w:t>
       </w:r>
     </w:p>
     <w:p>
@@ -16049,6 +16070,20 @@
     </w:p>
     <w:p>
       <w:pPr>
+        <w:pStyle w:val="Heading3"/>
+      </w:pPr>
+      <w:r>
+        <w:t>Quando BLCDD è eccessivo</w:t>
+      </w:r>
+    </w:p>
+    <w:p>
+      <w:pPr/>
+      <w:r>
+        <w:t>BLCDD non è necessario per ogni interazione con un LLM. Una richiesta usa-e-getta, una bozza esplorativa o un compito a basso rischio possono non richiedere baseline, contratti e gate formali. Il metodo diventa utile quando esiste qualcosa che vale la pena preservare: uno stato già validato, dipendenze, decisioni condivise o un costo concreto della regressione.</w:t>
+      </w:r>
+    </w:p>
+    <w:p>
+      <w:pPr>
         <w:pStyle w:val="Heading2"/>
         <w:keepNext/>
       </w:pPr>
@@ -19176,6 +19211,9 @@
       </w:r>
     </w:p>
     <w:p>
+      <w:pPr>
+        <w:spacing w:after="20"/>
+      </w:pPr>
       <w:r>
         <w:t>Definizioni essenziali dei termini usati nel manuale. Riflettono il significato operativo adottato nel testo, non pretendono di sostituire una definizione specialistica.</w:t>
       </w:r>
@@ -19184,13 +19222,16 @@
       <w:pPr>
         <w:pStyle w:val="Heading3"/>
         <w:keepNext/>
-        <w:spacing w:before="160" w:after="40"/>
+        <w:spacing w:before="80" w:after="0"/>
       </w:pPr>
       <w:r>
         <w:t>LLM</w:t>
       </w:r>
     </w:p>
     <w:p>
+      <w:pPr>
+        <w:spacing w:after="20"/>
+      </w:pPr>
       <w:r>
         <w:t>Large Language Model. Modello generativo che produce sequenze di token sulla base del contesto e delle rappresentazioni apprese.</w:t>
       </w:r>
@@ -19199,13 +19240,16 @@
       <w:pPr>
         <w:pStyle w:val="Heading3"/>
         <w:keepNext/>
-        <w:spacing w:before="160" w:after="40"/>
+        <w:spacing w:before="80" w:after="0"/>
       </w:pPr>
       <w:r>
         <w:t>Token</w:t>
       </w:r>
     </w:p>
     <w:p>
+      <w:pPr>
+        <w:spacing w:after="20"/>
+      </w:pPr>
       <w:r>
         <w:t>Unità in cui il testo viene segmentato per l’elaborazione del modello; può essere una parola, parte di parola, segno o altro frammento.</w:t>
       </w:r>
@@ -19214,13 +19258,16 @@
       <w:pPr>
         <w:pStyle w:val="Heading3"/>
         <w:keepNext/>
-        <w:spacing w:before="160" w:after="40"/>
+        <w:spacing w:before="80" w:after="0"/>
       </w:pPr>
       <w:r>
         <w:t>Contesto</w:t>
       </w:r>
     </w:p>
     <w:p>
+      <w:pPr>
+        <w:spacing w:after="20"/>
+      </w:pPr>
       <w:r>
         <w:t>Informazioni rese disponibili al modello durante una specifica interazione: messaggi, istruzioni, file, sintesi o dati recuperati.</w:t>
       </w:r>
@@ -19229,298 +19276,376 @@
       <w:pPr>
         <w:pStyle w:val="Heading3"/>
         <w:keepNext/>
-        <w:spacing w:before="160" w:after="40"/>
-      </w:pPr>
-      <w:r>
-        <w:t>Retrieval</w:t>
-      </w:r>
-    </w:p>
-    <w:p>
-      <w:r>
-        <w:t>Recupero di informazioni da fonti esterne da fornire al modello come contesto.</w:t>
+        <w:spacing w:before="80" w:after="0"/>
+      </w:pPr>
+      <w:r>
+        <w:t>Finestra di contesto (context window)</w:t>
+      </w:r>
+    </w:p>
+    <w:p>
+      <w:pPr>
+        <w:spacing w:after="20"/>
+      </w:pPr>
+      <w:r>
+        <w:t>Limite massimo di materiale che un modello può trattare in una singola elaborazione. La dimensione varia tra modelli e prodotti; il sistema può inoltre selezionare, sintetizzare o recuperare soltanto una parte delle informazioni disponibili prima di presentarle al modello.</w:t>
       </w:r>
     </w:p>
     <w:p>
       <w:pPr>
         <w:pStyle w:val="Heading3"/>
         <w:keepNext/>
-        <w:spacing w:before="160" w:after="40"/>
-      </w:pPr>
-      <w:r>
-        <w:t>RAG</w:t>
-      </w:r>
-    </w:p>
-    <w:p>
-      <w:r>
-        <w:t>Retrieval-Augmented Generation: combina recupero di fonti e generazione. Migliora l’ancoraggio ai dati, ma non equivale a verifica.</w:t>
+        <w:spacing w:before="80" w:after="0"/>
+      </w:pPr>
+      <w:r>
+        <w:t>Retrieval</w:t>
+      </w:r>
+    </w:p>
+    <w:p>
+      <w:pPr>
+        <w:spacing w:after="20"/>
+      </w:pPr>
+      <w:r>
+        <w:t>Recupero di informazioni da fonti esterne da fornire al modello come contesto.</w:t>
       </w:r>
     </w:p>
     <w:p>
       <w:pPr>
         <w:pStyle w:val="Heading3"/>
         <w:keepNext/>
-        <w:spacing w:before="160" w:after="40"/>
-      </w:pPr>
-      <w:r>
-        <w:t>Sampling</w:t>
-      </w:r>
-    </w:p>
-    <w:p>
-      <w:r>
-        <w:t>Procedura con cui vengono selezionate continuazioni fra alternative possibili secondo la distribuzione prodotta dal modello.</w:t>
+        <w:spacing w:before="80" w:after="0"/>
+      </w:pPr>
+      <w:r>
+        <w:t>RAG</w:t>
+      </w:r>
+    </w:p>
+    <w:p>
+      <w:pPr>
+        <w:spacing w:after="20"/>
+      </w:pPr>
+      <w:r>
+        <w:t>Retrieval-Augmented Generation: combina recupero di fonti e generazione. Migliora l’ancoraggio ai dati, ma non equivale a verifica.</w:t>
       </w:r>
     </w:p>
     <w:p>
       <w:pPr>
         <w:pStyle w:val="Heading3"/>
         <w:keepNext/>
-        <w:spacing w:before="160" w:after="40"/>
-      </w:pPr>
-      <w:r>
-        <w:t>Temperatura</w:t>
-      </w:r>
-    </w:p>
-    <w:p>
-      <w:r>
-        <w:t>Parametro di decoding che, quando esposto dal sistema, può modificare la distribuzione delle scelte e la variabilità dell’output.</w:t>
+        <w:spacing w:before="80" w:after="0"/>
+      </w:pPr>
+      <w:r>
+        <w:t>Sampling</w:t>
+      </w:r>
+    </w:p>
+    <w:p>
+      <w:pPr>
+        <w:spacing w:after="20"/>
+      </w:pPr>
+      <w:r>
+        <w:t>Procedura con cui vengono selezionate continuazioni fra alternative possibili secondo la distribuzione prodotta dal modello.</w:t>
       </w:r>
     </w:p>
     <w:p>
       <w:pPr>
         <w:pStyle w:val="Heading3"/>
         <w:keepNext/>
-        <w:spacing w:before="160" w:after="40"/>
-      </w:pPr>
-      <w:r>
-        <w:t>Salienza</w:t>
-      </w:r>
-    </w:p>
-    <w:p>
-      <w:r>
-        <w:t>Rilevanza effettiva che un’informazione assume nel contesto rispetto al compito corrente.</w:t>
-      </w:r>
-    </w:p>
-    <w:p>
-      <w:pPr>
-        <w:pStyle w:val="Heading3"/>
-        <w:spacing w:before="160" w:after="40"/>
-      </w:pPr>
-      <w:r>
-        <w:t>Prompting A Layer</w:t>
-      </w:r>
-    </w:p>
-    <w:p>
-      <w:pPr/>
-      <w:r>
-        <w:t>Strategia progressiva in cui il risultato viene costruito per strati successivi, osservando e correggendo ogni passaggio prima di procedere.</w:t>
-      </w:r>
-    </w:p>
-    <w:p>
-      <w:pPr>
-        <w:pStyle w:val="Heading3"/>
-        <w:spacing w:before="160" w:after="40"/>
-      </w:pPr>
-      <w:r>
-        <w:t>Prompt monolitico</w:t>
-      </w:r>
-    </w:p>
-    <w:p>
-      <w:pPr/>
-      <w:r>
-        <w:t>Prompt che concentra in un’unica specifica obiettivo, contesto, vincoli, struttura e criteri necessari quando il risultato desiderato è già sufficientemente definito.</w:t>
-      </w:r>
-    </w:p>
-    <w:p>
-      <w:pPr>
-        <w:pStyle w:val="Heading3"/>
-        <w:spacing w:before="160" w:after="40"/>
-      </w:pPr>
-      <w:r>
-        <w:t>Prompting meta-cognitivo</w:t>
-      </w:r>
-    </w:p>
-    <w:p>
-      <w:pPr/>
-      <w:r>
-        <w:t>Uso del modello come superficie di feedback per rendere esplicita una possibile interpretazione delle istruzioni, individuare informazioni mancanti e migliorare il metodo di prompting.</w:t>
+        <w:spacing w:before="80" w:after="0"/>
+      </w:pPr>
+      <w:r>
+        <w:t>Temperatura</w:t>
+      </w:r>
+    </w:p>
+    <w:p>
+      <w:pPr>
+        <w:spacing w:after="20"/>
+      </w:pPr>
+      <w:r>
+        <w:t>Parametro di decoding che, quando esposto dal sistema, può modificare la distribuzione delle scelte e la variabilità dell’output. Ridurre la componente stocastica può aumentare la ripetibilità, ma non garantisce determinismo.</w:t>
       </w:r>
     </w:p>
     <w:p>
       <w:pPr>
         <w:pStyle w:val="Heading3"/>
         <w:keepNext/>
-        <w:spacing w:before="160" w:after="40"/>
-      </w:pPr>
-      <w:r>
-        <w:t>Baseline</w:t>
-      </w:r>
-    </w:p>
-    <w:p>
-      <w:r>
-        <w:t>Ultimo stato del progetto per il quale esiste evidenza sufficiente a considerare valide determinate proprietà.</w:t>
+        <w:spacing w:before="80" w:after="0"/>
+      </w:pPr>
+      <w:r>
+        <w:t>Salienza</w:t>
+      </w:r>
+    </w:p>
+    <w:p>
+      <w:pPr>
+        <w:spacing w:after="20"/>
+      </w:pPr>
+      <w:r>
+        <w:t>Rilevanza effettiva che un’informazione assume nel contesto rispetto al compito corrente.</w:t>
       </w:r>
     </w:p>
     <w:p>
       <w:pPr>
         <w:pStyle w:val="Heading3"/>
         <w:keepNext/>
-        <w:spacing w:before="160" w:after="40"/>
-      </w:pPr>
-      <w:r>
-        <w:t>Contratto</w:t>
-      </w:r>
-    </w:p>
-    <w:p>
-      <w:r>
-        <w:t>Regola condivisa che collega parti del progetto: definizione, responsabilità, formato, comportamento, confine o criterio di accettazione.</w:t>
+        <w:spacing w:before="80" w:after="0"/>
+      </w:pPr>
+      <w:r>
+        <w:t>Prompting A Layer</w:t>
+      </w:r>
+    </w:p>
+    <w:p>
+      <w:pPr>
+        <w:spacing w:after="20"/>
+      </w:pPr>
+      <w:r>
+        <w:t>Strategia progressiva in cui il risultato viene costruito per strati successivi, osservando e correggendo ogni passaggio prima di procedere.</w:t>
       </w:r>
     </w:p>
     <w:p>
       <w:pPr>
         <w:pStyle w:val="Heading3"/>
         <w:keepNext/>
-        <w:spacing w:before="160" w:after="40"/>
-      </w:pPr>
-      <w:r>
-        <w:t>Gate di validazione</w:t>
-      </w:r>
-    </w:p>
-    <w:p>
-      <w:r>
-        <w:t>Controllo da superare prima di promuovere un nuovo stato o dichiarare chiusa una verifica.</w:t>
+        <w:spacing w:before="80" w:after="0"/>
+      </w:pPr>
+      <w:r>
+        <w:t>Prompt monolitico</w:t>
+      </w:r>
+    </w:p>
+    <w:p>
+      <w:pPr>
+        <w:spacing w:after="20"/>
+      </w:pPr>
+      <w:r>
+        <w:t>Prompt che concentra in un’unica specifica obiettivo, contesto, vincoli, struttura e criteri necessari quando il risultato desiderato è già sufficientemente definito.</w:t>
       </w:r>
     </w:p>
     <w:p>
       <w:pPr>
         <w:pStyle w:val="Heading3"/>
         <w:keepNext/>
-        <w:spacing w:before="160" w:after="40"/>
-      </w:pPr>
-      <w:r>
-        <w:t>Source of truth</w:t>
-      </w:r>
-    </w:p>
-    <w:p>
-      <w:r>
-        <w:t>Fonte autoritativa usata come riferimento stabile quando contesti o componenti differenti devono condividere lo stesso stato.</w:t>
+        <w:spacing w:before="80" w:after="0"/>
+      </w:pPr>
+      <w:r>
+        <w:t>Prompting meta-cognitivo</w:t>
+      </w:r>
+    </w:p>
+    <w:p>
+      <w:pPr>
+        <w:spacing w:after="20"/>
+      </w:pPr>
+      <w:r>
+        <w:t>Uso del modello come superficie di feedback per rendere esplicita una possibile interpretazione delle istruzioni, individuare informazioni mancanti e migliorare il metodo di prompting.</w:t>
       </w:r>
     </w:p>
     <w:p>
       <w:pPr>
         <w:pStyle w:val="Heading3"/>
         <w:keepNext/>
-        <w:spacing w:before="160" w:after="40"/>
-      </w:pPr>
-      <w:r>
-        <w:t>Handoff</w:t>
-      </w:r>
-    </w:p>
-    <w:p>
-      <w:r>
-        <w:t>Passaggio di stato tra chat, modelli, agenti o fasi: trasferisce ciò che serve a continuare, non necessariamente l’intera cronologia.</w:t>
+        <w:spacing w:before="80" w:after="0"/>
+      </w:pPr>
+      <w:r>
+        <w:t>Baseline</w:t>
+      </w:r>
+    </w:p>
+    <w:p>
+      <w:pPr>
+        <w:spacing w:after="20"/>
+      </w:pPr>
+      <w:r>
+        <w:t>Ultimo stato del progetto per il quale esiste evidenza sufficiente a considerare valide determinate proprietà.</w:t>
       </w:r>
     </w:p>
     <w:p>
       <w:pPr>
         <w:pStyle w:val="Heading3"/>
         <w:keepNext/>
-        <w:spacing w:before="160" w:after="40"/>
-      </w:pPr>
-      <w:r>
-        <w:t>Ownership</w:t>
-      </w:r>
-    </w:p>
-    <w:p>
-      <w:r>
-        <w:t>Responsabilità esplicita su uno stato, una decisione, un dato o un componente: chi lo possiede, chi lo legge, chi può modificarlo.</w:t>
+        <w:spacing w:before="80" w:after="0"/>
+      </w:pPr>
+      <w:r>
+        <w:t>Contratto</w:t>
+      </w:r>
+    </w:p>
+    <w:p>
+      <w:pPr>
+        <w:spacing w:after="20"/>
+      </w:pPr>
+      <w:r>
+        <w:t>Regola condivisa che collega parti del progetto: definizione, responsabilità, formato, comportamento, confine o criterio di accettazione.</w:t>
       </w:r>
     </w:p>
     <w:p>
       <w:pPr>
         <w:pStyle w:val="Heading3"/>
         <w:keepNext/>
-        <w:spacing w:before="160" w:after="40"/>
-      </w:pPr>
-      <w:r>
-        <w:t>Toolchain</w:t>
-      </w:r>
-    </w:p>
-    <w:p>
-      <w:r>
-        <w:t>Insieme di strumenti, parser, retrieval, file, permessi e servizi esterni che collegano il modello ai dati o alle azioni del compito.</w:t>
+        <w:spacing w:before="80" w:after="0"/>
+      </w:pPr>
+      <w:r>
+        <w:t>Gate di validazione</w:t>
+      </w:r>
+    </w:p>
+    <w:p>
+      <w:pPr>
+        <w:spacing w:after="20"/>
+      </w:pPr>
+      <w:r>
+        <w:t>Controllo da superare prima di promuovere un nuovo stato o dichiarare chiusa una verifica.</w:t>
       </w:r>
     </w:p>
     <w:p>
       <w:pPr>
         <w:pStyle w:val="Heading3"/>
         <w:keepNext/>
-        <w:spacing w:before="160" w:after="40"/>
-      </w:pPr>
-      <w:r>
-        <w:t>Scope</w:t>
-      </w:r>
-    </w:p>
-    <w:p>
-      <w:r>
-        <w:t>Perimetro autorizzato di un intervento: ciò che il task deve modificare e ciò che deve restare fuori.</w:t>
+        <w:spacing w:before="80" w:after="0"/>
+      </w:pPr>
+      <w:r>
+        <w:t>Source of truth</w:t>
+      </w:r>
+    </w:p>
+    <w:p>
+      <w:pPr>
+        <w:spacing w:after="20"/>
+      </w:pPr>
+      <w:r>
+        <w:t>Fonte autoritativa usata come riferimento stabile quando contesti o componenti differenti devono condividere lo stesso stato.</w:t>
       </w:r>
     </w:p>
     <w:p>
       <w:pPr>
         <w:pStyle w:val="Heading3"/>
         <w:keepNext/>
-        <w:spacing w:before="160" w:after="40"/>
-      </w:pPr>
-      <w:r>
-        <w:t>Regressione</w:t>
-      </w:r>
-    </w:p>
-    <w:p>
-      <w:r>
-        <w:t>Perdita di un comportamento precedentemente valido causata da una modifica successiva.</w:t>
+        <w:spacing w:before="80" w:after="0"/>
+      </w:pPr>
+      <w:r>
+        <w:t>Handoff</w:t>
+      </w:r>
+    </w:p>
+    <w:p>
+      <w:pPr>
+        <w:spacing w:after="20"/>
+      </w:pPr>
+      <w:r>
+        <w:t>Passaggio di stato tra chat, modelli, agenti o fasi: trasferisce ciò che serve a continuare, non necessariamente l’intera cronologia.</w:t>
       </w:r>
     </w:p>
     <w:p>
       <w:pPr>
         <w:pStyle w:val="Heading3"/>
         <w:keepNext/>
-        <w:spacing w:before="160" w:after="40"/>
-      </w:pPr>
-      <w:r>
-        <w:t>Smoke test</w:t>
-      </w:r>
-    </w:p>
-    <w:p>
-      <w:r>
-        <w:t>Controllo rapido sugli invarianti principali, utile per intercettare regressioni evidenti anche fuori dall’area modificata.</w:t>
+        <w:spacing w:before="80" w:after="0"/>
+      </w:pPr>
+      <w:r>
+        <w:t>Ownership</w:t>
+      </w:r>
+    </w:p>
+    <w:p>
+      <w:pPr>
+        <w:spacing w:after="20"/>
+      </w:pPr>
+      <w:r>
+        <w:t>Responsabilità esplicita su uno stato, una decisione, un dato o un componente: chi lo possiede, chi lo legge, chi può modificarlo.</w:t>
       </w:r>
     </w:p>
     <w:p>
       <w:pPr>
         <w:pStyle w:val="Heading3"/>
         <w:keepNext/>
-        <w:spacing w:before="160" w:after="40"/>
-      </w:pPr>
-      <w:r>
-        <w:t>Regression suite</w:t>
-      </w:r>
-    </w:p>
-    <w:p>
-      <w:r>
-        <w:t>Insieme di test destinati a verificare che comportamenti già validati continuino a funzionare dopo una modifica.</w:t>
+        <w:spacing w:before="80" w:after="0"/>
+      </w:pPr>
+      <w:r>
+        <w:t>Toolchain</w:t>
+      </w:r>
+    </w:p>
+    <w:p>
+      <w:pPr>
+        <w:spacing w:after="20"/>
+      </w:pPr>
+      <w:r>
+        <w:t>Insieme di strumenti, parser, retrieval, file, permessi e servizi esterni che collegano il modello ai dati o alle azioni del compito.</w:t>
       </w:r>
     </w:p>
     <w:p>
       <w:pPr>
         <w:pStyle w:val="Heading3"/>
         <w:keepNext/>
-        <w:spacing w:before="160" w:after="40"/>
+        <w:spacing w:before="80" w:after="0"/>
+      </w:pPr>
+      <w:r>
+        <w:t>Scope</w:t>
+      </w:r>
+    </w:p>
+    <w:p>
+      <w:pPr>
+        <w:spacing w:after="20"/>
+      </w:pPr>
+      <w:r>
+        <w:t>Perimetro autorizzato di un intervento: ciò che il task deve modificare e ciò che deve restare fuori.</w:t>
+      </w:r>
+    </w:p>
+    <w:p>
+      <w:pPr>
+        <w:pStyle w:val="Heading3"/>
+        <w:keepNext/>
+        <w:spacing w:before="80" w:after="0"/>
+      </w:pPr>
+      <w:r>
+        <w:t>Regressione</w:t>
+      </w:r>
+    </w:p>
+    <w:p>
+      <w:pPr>
+        <w:spacing w:after="20"/>
+      </w:pPr>
+      <w:r>
+        <w:t>Perdita di un comportamento precedentemente valido causata da una modifica successiva.</w:t>
+      </w:r>
+    </w:p>
+    <w:p>
+      <w:pPr>
+        <w:pStyle w:val="Heading3"/>
+        <w:keepNext/>
+        <w:spacing w:before="80" w:after="0"/>
+      </w:pPr>
+      <w:r>
+        <w:t>Smoke test</w:t>
+      </w:r>
+    </w:p>
+    <w:p>
+      <w:pPr>
+        <w:spacing w:after="20"/>
+      </w:pPr>
+      <w:r>
+        <w:t>Controllo rapido sugli invarianti principali, utile per intercettare regressioni evidenti anche fuori dall’area modificata.</w:t>
+      </w:r>
+    </w:p>
+    <w:p>
+      <w:pPr>
+        <w:pStyle w:val="Heading3"/>
+        <w:keepNext/>
+        <w:spacing w:before="80" w:after="0"/>
+      </w:pPr>
+      <w:r>
+        <w:t>Regression suite</w:t>
+      </w:r>
+    </w:p>
+    <w:p>
+      <w:pPr>
+        <w:spacing w:after="20"/>
+      </w:pPr>
+      <w:r>
+        <w:t>Insieme di test destinati a verificare che comportamenti già validati continuino a funzionare dopo una modifica.</w:t>
+      </w:r>
+    </w:p>
+    <w:p>
+      <w:pPr>
+        <w:pStyle w:val="Heading3"/>
+        <w:keepNext/>
+        <w:spacing w:before="80" w:after="0"/>
       </w:pPr>
       <w:r>
         <w:t>BLCDD</w:t>
       </w:r>
     </w:p>
     <w:p>
+      <w:pPr>
+        <w:spacing w:after="20"/>
+      </w:pPr>
       <w:r>
         <w:t>Baseline, Locked Contracts, Change-impact Audit, Deliberate Minimal Intervention, Demonstrated Delivery: metodo per governare l’evoluzione controllata di un progetto assistito da LLM.</w:t>
       </w:r>
